--- a/ПРОЕКТ_БЕЛ.docx
+++ b/ПРОЕКТ_БЕЛ.docx
@@ -27,17 +27,6 @@
     <w:p>
       <w:pPr>
         <w:spacing w:after="0"/>
-        <w:jc w:val="center"/>
-        <w:rPr>
-          <w:rFonts w:ascii="Times New Roman" w:hAnsi="Times New Roman" w:cs="Times New Roman"/>
-          <w:sz w:val="24"/>
-          <w:szCs w:val="24"/>
-        </w:rPr>
-      </w:pPr>
-    </w:p>
-    <w:p>
-      <w:pPr>
-        <w:spacing w:after="0"/>
         <w:ind w:right="20"/>
         <w:jc w:val="center"/>
         <w:rPr>
@@ -254,6 +243,18 @@
           <w:szCs w:val="24"/>
         </w:rPr>
       </w:pPr>
+    </w:p>
+    <w:p>
+      <w:pPr>
+        <w:shd w:val="clear" w:color="auto" w:fill="FFFFFF"/>
+        <w:spacing w:after="0"/>
+        <w:jc w:val="center"/>
+        <w:rPr>
+          <w:rFonts w:ascii="Times New Roman" w:hAnsi="Times New Roman" w:cs="Times New Roman"/>
+          <w:sz w:val="24"/>
+          <w:szCs w:val="24"/>
+        </w:rPr>
+      </w:pPr>
       <w:r>
         <w:rPr>
           <w:rFonts w:ascii="Times New Roman" w:hAnsi="Times New Roman" w:cs="Times New Roman"/>
@@ -709,8 +710,8 @@
         <w:t xml:space="preserve"> г.</w:t>
       </w:r>
     </w:p>
-    <w:bookmarkStart w:id="0" w:name="_Toc171477275" w:displacedByCustomXml="next"/>
-    <w:bookmarkStart w:id="1" w:name="_Toc171477146" w:displacedByCustomXml="next"/>
+    <w:bookmarkStart w:id="0" w:name="_Toc171477146" w:displacedByCustomXml="next"/>
+    <w:bookmarkStart w:id="1" w:name="_Toc171477275" w:displacedByCustomXml="next"/>
     <w:sdt>
       <w:sdtPr>
         <w:rPr>
@@ -1473,7 +1474,15 @@
                 <w:rStyle w:val="a4"/>
                 <w:noProof/>
               </w:rPr>
-              <w:t>2. Выбор средств разработки</w:t>
+              <w:t xml:space="preserve">2. </w:t>
+            </w:r>
+            <w:r>
+              <w:rPr>
+                <w:rStyle w:val="a4"/>
+                <w:rFonts w:ascii="Times New Roman" w:hAnsi="Times New Roman" w:cs="Times New Roman"/>
+                <w:noProof/>
+              </w:rPr>
+              <w:t>Выбор средств разработки</w:t>
             </w:r>
             <w:r>
               <w:rPr>
@@ -1541,7 +1550,15 @@
                 <w:rStyle w:val="a4"/>
                 <w:noProof/>
               </w:rPr>
-              <w:t>3. Основные принципы работы библиотеки Telebot</w:t>
+              <w:t xml:space="preserve">3. </w:t>
+            </w:r>
+            <w:r>
+              <w:rPr>
+                <w:rStyle w:val="a4"/>
+                <w:rFonts w:ascii="Times New Roman" w:hAnsi="Times New Roman" w:cs="Times New Roman"/>
+                <w:noProof/>
+              </w:rPr>
+              <w:t>Основные принципы работы библиотеки Telebot</w:t>
             </w:r>
             <w:r>
               <w:rPr>
@@ -1609,7 +1626,15 @@
                 <w:rStyle w:val="a4"/>
                 <w:noProof/>
               </w:rPr>
-              <w:t>4. Реализация ключевых функций</w:t>
+              <w:t>4.</w:t>
+            </w:r>
+            <w:r>
+              <w:rPr>
+                <w:rStyle w:val="a4"/>
+                <w:rFonts w:ascii="Times New Roman" w:hAnsi="Times New Roman" w:cs="Times New Roman"/>
+                <w:noProof/>
+              </w:rPr>
+              <w:t xml:space="preserve"> Реализация ключевых функций</w:t>
             </w:r>
             <w:r>
               <w:rPr>
@@ -1677,7 +1702,15 @@
                 <w:rStyle w:val="a4"/>
                 <w:noProof/>
               </w:rPr>
-              <w:t>5. Административная панель</w:t>
+              <w:t xml:space="preserve">5. </w:t>
+            </w:r>
+            <w:r>
+              <w:rPr>
+                <w:rStyle w:val="a4"/>
+                <w:rFonts w:ascii="Times New Roman" w:hAnsi="Times New Roman" w:cs="Times New Roman"/>
+                <w:noProof/>
+              </w:rPr>
+              <w:t>Административная панель</w:t>
             </w:r>
             <w:r>
               <w:rPr>
@@ -1745,7 +1778,15 @@
                 <w:rStyle w:val="a4"/>
                 <w:noProof/>
               </w:rPr>
-              <w:t>6. Тестирование</w:t>
+              <w:t xml:space="preserve">6. </w:t>
+            </w:r>
+            <w:r>
+              <w:rPr>
+                <w:rStyle w:val="a4"/>
+                <w:rFonts w:ascii="Times New Roman" w:hAnsi="Times New Roman" w:cs="Times New Roman"/>
+                <w:noProof/>
+              </w:rPr>
+              <w:t>Тестирование</w:t>
             </w:r>
             <w:r>
               <w:rPr>
@@ -2025,7 +2066,6 @@
       <w:pPr>
         <w:rPr>
           <w:rFonts w:ascii="Times New Roman" w:hAnsi="Times New Roman" w:cs="Times New Roman"/>
-          <w:i/>
           <w:color w:val="000000"/>
           <w:sz w:val="24"/>
           <w:szCs w:val="24"/>
@@ -3009,18 +3049,7 @@
           <w:szCs w:val="24"/>
         </w:rPr>
         <w:lastRenderedPageBreak/>
-        <w:t>Основная ча</w:t>
-      </w:r>
-      <w:bookmarkStart w:id="6" w:name="_GoBack"/>
-      <w:bookmarkEnd w:id="6"/>
-      <w:r>
-        <w:rPr>
-          <w:rFonts w:ascii="Times New Roman" w:hAnsi="Times New Roman" w:cs="Times New Roman"/>
-          <w:color w:val="000000" w:themeColor="text1"/>
-          <w:sz w:val="24"/>
-          <w:szCs w:val="24"/>
-        </w:rPr>
-        <w:t>сть</w:t>
+        <w:t>Основная часть</w:t>
       </w:r>
       <w:bookmarkEnd w:id="3"/>
       <w:bookmarkEnd w:id="4"/>
@@ -3036,9 +3065,9 @@
           <w:szCs w:val="24"/>
         </w:rPr>
       </w:pPr>
-      <w:bookmarkStart w:id="7" w:name="_Toc171477148"/>
-      <w:bookmarkStart w:id="8" w:name="_Toc171477277"/>
-      <w:bookmarkStart w:id="9" w:name="_Toc223035131"/>
+      <w:bookmarkStart w:id="6" w:name="_Toc171477148"/>
+      <w:bookmarkStart w:id="7" w:name="_Toc171477277"/>
+      <w:bookmarkStart w:id="8" w:name="_Toc223035131"/>
       <w:r>
         <w:rPr>
           <w:rFonts w:ascii="Times New Roman" w:hAnsi="Times New Roman" w:cs="Times New Roman"/>
@@ -3048,41 +3077,41 @@
         </w:rPr>
         <w:t>Глава 1</w:t>
       </w:r>
+      <w:bookmarkEnd w:id="6"/>
       <w:bookmarkEnd w:id="7"/>
+      <w:r>
+        <w:rPr>
+          <w:rFonts w:ascii="Times New Roman" w:hAnsi="Times New Roman" w:cs="Times New Roman"/>
+          <w:color w:val="auto"/>
+          <w:sz w:val="24"/>
+          <w:szCs w:val="24"/>
+        </w:rPr>
+        <w:t>, Теоретическая</w:t>
+      </w:r>
+      <w:bookmarkStart w:id="9" w:name="_Toc171477149"/>
+      <w:bookmarkStart w:id="10" w:name="_Toc171477278"/>
       <w:bookmarkEnd w:id="8"/>
-      <w:r>
+    </w:p>
+    <w:p/>
+    <w:p>
+      <w:pPr>
+        <w:pStyle w:val="3"/>
         <w:rPr>
           <w:rFonts w:ascii="Times New Roman" w:hAnsi="Times New Roman" w:cs="Times New Roman"/>
           <w:color w:val="auto"/>
           <w:sz w:val="24"/>
-          <w:szCs w:val="24"/>
-        </w:rPr>
-        <w:t>, Теоретическая</w:t>
-      </w:r>
-      <w:bookmarkStart w:id="10" w:name="_Toc171477149"/>
-      <w:bookmarkStart w:id="11" w:name="_Toc171477278"/>
-      <w:bookmarkEnd w:id="9"/>
-    </w:p>
-    <w:p/>
-    <w:p>
-      <w:pPr>
-        <w:pStyle w:val="3"/>
+        </w:rPr>
+      </w:pPr>
+      <w:bookmarkStart w:id="11" w:name="_Toc223035132"/>
+      <w:r>
         <w:rPr>
           <w:rFonts w:ascii="Times New Roman" w:hAnsi="Times New Roman" w:cs="Times New Roman"/>
           <w:color w:val="auto"/>
           <w:sz w:val="24"/>
         </w:rPr>
-      </w:pPr>
-      <w:bookmarkStart w:id="12" w:name="_Toc223035132"/>
-      <w:r>
-        <w:rPr>
-          <w:rFonts w:ascii="Times New Roman" w:hAnsi="Times New Roman" w:cs="Times New Roman"/>
-          <w:color w:val="auto"/>
-          <w:sz w:val="24"/>
-        </w:rPr>
         <w:t>1. Понятие виртуального музея</w:t>
       </w:r>
-      <w:bookmarkEnd w:id="12"/>
+      <w:bookmarkEnd w:id="11"/>
     </w:p>
     <w:p>
       <w:pPr>
@@ -3550,7 +3579,7 @@
           <w:sz w:val="24"/>
         </w:rPr>
       </w:pPr>
-      <w:bookmarkStart w:id="13" w:name="_Toc223035133"/>
+      <w:bookmarkStart w:id="12" w:name="_Toc223035133"/>
       <w:r>
         <w:rPr>
           <w:rFonts w:ascii="Times New Roman" w:hAnsi="Times New Roman" w:cs="Times New Roman"/>
@@ -3601,7 +3630,7 @@
         </w:rPr>
         <w:t xml:space="preserve"> виртуальных музеев</w:t>
       </w:r>
-      <w:bookmarkEnd w:id="13"/>
+      <w:bookmarkEnd w:id="12"/>
     </w:p>
     <w:p/>
     <w:p>
@@ -3614,7 +3643,6 @@
           <w:sz w:val="24"/>
           <w:szCs w:val="24"/>
           <w:shd w:val="clear" w:color="auto" w:fill="FFFFFF"/>
-          <w:lang w:val="en-US"/>
         </w:rPr>
       </w:pPr>
       <w:r>
@@ -3682,7 +3710,6 @@
           <w:sz w:val="24"/>
           <w:szCs w:val="24"/>
           <w:shd w:val="clear" w:color="auto" w:fill="FFFFFF"/>
-          <w:lang w:val="en-US"/>
         </w:rPr>
       </w:pPr>
     </w:p>
@@ -4118,7 +4145,7 @@
           <w:sz w:val="24"/>
         </w:rPr>
       </w:pPr>
-      <w:bookmarkStart w:id="14" w:name="_Toc223035134"/>
+      <w:bookmarkStart w:id="13" w:name="_Toc223035134"/>
       <w:r>
         <w:rPr>
           <w:rFonts w:ascii="Times New Roman" w:hAnsi="Times New Roman" w:cs="Times New Roman"/>
@@ -4135,7 +4162,7 @@
         </w:rPr>
         <w:t>. Архитектура взаимодействия с ботом</w:t>
       </w:r>
-      <w:bookmarkEnd w:id="14"/>
+      <w:bookmarkEnd w:id="13"/>
     </w:p>
     <w:p>
       <w:pPr>
@@ -4590,7 +4617,7 @@
           <w:sz w:val="24"/>
         </w:rPr>
       </w:pPr>
-      <w:bookmarkStart w:id="15" w:name="_Toc223035135"/>
+      <w:bookmarkStart w:id="14" w:name="_Toc223035135"/>
       <w:r>
         <w:rPr>
           <w:rFonts w:ascii="Times New Roman" w:hAnsi="Times New Roman" w:cs="Times New Roman"/>
@@ -4607,7 +4634,7 @@
         </w:rPr>
         <w:t>. Информационная база проекта</w:t>
       </w:r>
-      <w:bookmarkEnd w:id="15"/>
+      <w:bookmarkEnd w:id="14"/>
     </w:p>
     <w:p>
       <w:pPr>
@@ -5020,7 +5047,7 @@
           <w:sz w:val="24"/>
         </w:rPr>
       </w:pPr>
-      <w:bookmarkStart w:id="16" w:name="_Toc223035136"/>
+      <w:bookmarkStart w:id="15" w:name="_Toc223035136"/>
       <w:r>
         <w:rPr>
           <w:rFonts w:ascii="Times New Roman" w:hAnsi="Times New Roman" w:cs="Times New Roman"/>
@@ -5038,7 +5065,7 @@
         </w:rPr>
         <w:t>. Классификация информации в проекте</w:t>
       </w:r>
-      <w:bookmarkEnd w:id="16"/>
+      <w:bookmarkEnd w:id="15"/>
     </w:p>
     <w:p>
       <w:pPr>
@@ -5389,7 +5416,7 @@
           <w:szCs w:val="24"/>
         </w:rPr>
       </w:pPr>
-      <w:bookmarkStart w:id="17" w:name="_Toc223035137"/>
+      <w:bookmarkStart w:id="16" w:name="_Toc223035137"/>
       <w:r>
         <w:rPr>
           <w:rFonts w:ascii="Times New Roman" w:hAnsi="Times New Roman" w:cs="Times New Roman"/>
@@ -5400,8 +5427,8 @@
         <w:lastRenderedPageBreak/>
         <w:t>Глава 2</w:t>
       </w:r>
+      <w:bookmarkEnd w:id="9"/>
       <w:bookmarkEnd w:id="10"/>
-      <w:bookmarkEnd w:id="11"/>
       <w:r>
         <w:rPr>
           <w:rFonts w:ascii="Times New Roman" w:hAnsi="Times New Roman" w:cs="Times New Roman"/>
@@ -5411,7 +5438,94 @@
         </w:rPr>
         <w:t>, Практическая</w:t>
       </w:r>
+      <w:bookmarkEnd w:id="16"/>
+    </w:p>
+    <w:p>
+      <w:pPr>
+        <w:spacing w:after="0"/>
+        <w:rPr>
+          <w:rFonts w:ascii="Times New Roman" w:hAnsi="Times New Roman" w:cs="Times New Roman"/>
+          <w:color w:val="000000"/>
+          <w:sz w:val="24"/>
+          <w:szCs w:val="24"/>
+          <w:shd w:val="clear" w:color="auto" w:fill="FFFFFF"/>
+        </w:rPr>
+      </w:pPr>
+    </w:p>
+    <w:p>
+      <w:pPr>
+        <w:spacing w:after="0"/>
+        <w:ind w:firstLine="708"/>
+        <w:rPr>
+          <w:rFonts w:ascii="Times New Roman" w:hAnsi="Times New Roman" w:cs="Times New Roman"/>
+          <w:color w:val="000000"/>
+          <w:sz w:val="24"/>
+          <w:szCs w:val="24"/>
+          <w:shd w:val="clear" w:color="auto" w:fill="FFFFFF"/>
+        </w:rPr>
+      </w:pPr>
+      <w:r>
+        <w:rPr>
+          <w:rFonts w:ascii="Times New Roman" w:hAnsi="Times New Roman" w:cs="Times New Roman"/>
+          <w:color w:val="000000"/>
+          <w:sz w:val="24"/>
+          <w:szCs w:val="24"/>
+          <w:shd w:val="clear" w:color="auto" w:fill="FFFFFF"/>
+        </w:rPr>
+        <w:t>После изучения теоретических основ я приступил к практической реализации проекта</w:t>
+      </w:r>
+      <w:r>
+        <w:rPr>
+          <w:rFonts w:ascii="Times New Roman" w:hAnsi="Times New Roman" w:cs="Times New Roman"/>
+          <w:color w:val="000000"/>
+          <w:sz w:val="24"/>
+          <w:szCs w:val="24"/>
+          <w:shd w:val="clear" w:color="auto" w:fill="FFFFFF"/>
+        </w:rPr>
+        <w:t>.</w:t>
+      </w:r>
+    </w:p>
+    <w:p>
+      <w:pPr>
+        <w:spacing w:after="0"/>
+        <w:rPr>
+          <w:rFonts w:ascii="Times New Roman" w:hAnsi="Times New Roman" w:cs="Times New Roman"/>
+          <w:color w:val="000000"/>
+          <w:sz w:val="24"/>
+          <w:szCs w:val="24"/>
+          <w:shd w:val="clear" w:color="auto" w:fill="FFFFFF"/>
+        </w:rPr>
+      </w:pPr>
+    </w:p>
+    <w:p>
+      <w:pPr>
+        <w:pStyle w:val="3"/>
+        <w:rPr>
+          <w:rFonts w:ascii="Times New Roman" w:hAnsi="Times New Roman" w:cs="Times New Roman"/>
+          <w:color w:val="auto"/>
+          <w:sz w:val="24"/>
+        </w:rPr>
+      </w:pPr>
+      <w:bookmarkStart w:id="17" w:name="_Toc223035138"/>
+      <w:r>
+        <w:rPr>
+          <w:rFonts w:ascii="Times New Roman" w:hAnsi="Times New Roman" w:cs="Times New Roman"/>
+          <w:color w:val="auto"/>
+          <w:sz w:val="24"/>
+        </w:rPr>
+        <w:t xml:space="preserve">1. Регистрация и настройка бота через </w:t>
+      </w:r>
+      <w:proofErr w:type="spellStart"/>
+      <w:r>
+        <w:rPr>
+          <w:rFonts w:ascii="Times New Roman" w:hAnsi="Times New Roman" w:cs="Times New Roman"/>
+          <w:color w:val="auto"/>
+          <w:sz w:val="24"/>
+        </w:rPr>
+        <w:t>BotFather</w:t>
+      </w:r>
       <w:bookmarkEnd w:id="17"/>
+      <w:proofErr w:type="spellEnd"/>
     </w:p>
     <w:p>
       <w:pPr>
@@ -5445,8 +5559,94 @@
           <w:szCs w:val="24"/>
           <w:shd w:val="clear" w:color="auto" w:fill="FFFFFF"/>
         </w:rPr>
-        <w:t>После изучения теоретических основ я приступил к практической реализации проекта</w:t>
-      </w:r>
+        <w:t xml:space="preserve">Первым шагом в создании любого </w:t>
+      </w:r>
+      <w:proofErr w:type="spellStart"/>
+      <w:r>
+        <w:rPr>
+          <w:rFonts w:ascii="Times New Roman" w:hAnsi="Times New Roman" w:cs="Times New Roman"/>
+          <w:color w:val="000000"/>
+          <w:sz w:val="24"/>
+          <w:szCs w:val="24"/>
+          <w:shd w:val="clear" w:color="auto" w:fill="FFFFFF"/>
+        </w:rPr>
+        <w:t>Telegram</w:t>
+      </w:r>
+      <w:proofErr w:type="spellEnd"/>
+      <w:r>
+        <w:rPr>
+          <w:rFonts w:ascii="Times New Roman" w:hAnsi="Times New Roman" w:cs="Times New Roman"/>
+          <w:color w:val="000000"/>
+          <w:sz w:val="24"/>
+          <w:szCs w:val="24"/>
+          <w:shd w:val="clear" w:color="auto" w:fill="FFFFFF"/>
+        </w:rPr>
+        <w:t xml:space="preserve">-бота является его регистрация </w:t>
+      </w:r>
+      <w:proofErr w:type="gramStart"/>
+      <w:r>
+        <w:rPr>
+          <w:rFonts w:ascii="Times New Roman" w:hAnsi="Times New Roman" w:cs="Times New Roman"/>
+          <w:color w:val="000000"/>
+          <w:sz w:val="24"/>
+          <w:szCs w:val="24"/>
+          <w:shd w:val="clear" w:color="auto" w:fill="FFFFFF"/>
+        </w:rPr>
+        <w:t>в</w:t>
+      </w:r>
+      <w:proofErr w:type="gramEnd"/>
+      <w:r>
+        <w:rPr>
+          <w:rFonts w:ascii="Times New Roman" w:hAnsi="Times New Roman" w:cs="Times New Roman"/>
+          <w:color w:val="000000"/>
+          <w:sz w:val="24"/>
+          <w:szCs w:val="24"/>
+          <w:shd w:val="clear" w:color="auto" w:fill="FFFFFF"/>
+        </w:rPr>
+        <w:t xml:space="preserve"> самом мессенджере. За это отвечает официальн</w:t>
+      </w:r>
+      <w:r>
+        <w:rPr>
+          <w:rFonts w:ascii="Times New Roman" w:hAnsi="Times New Roman" w:cs="Times New Roman"/>
+          <w:color w:val="000000"/>
+          <w:sz w:val="24"/>
+          <w:szCs w:val="24"/>
+          <w:shd w:val="clear" w:color="auto" w:fill="FFFFFF"/>
+        </w:rPr>
+        <w:t xml:space="preserve">ый бот платформы </w:t>
+      </w:r>
+      <w:r>
+        <w:rPr>
+          <w:rFonts w:ascii="Times New Roman" w:hAnsi="Times New Roman" w:cs="Times New Roman"/>
+          <w:color w:val="000000"/>
+          <w:sz w:val="24"/>
+          <w:szCs w:val="24"/>
+          <w:shd w:val="clear" w:color="auto" w:fill="FFFFFF"/>
+        </w:rPr>
+        <w:t>-</w:t>
+      </w:r>
+      <w:r>
+        <w:rPr>
+          <w:rFonts w:ascii="Times New Roman" w:hAnsi="Times New Roman" w:cs="Times New Roman"/>
+          <w:color w:val="000000"/>
+          <w:sz w:val="24"/>
+          <w:szCs w:val="24"/>
+          <w:shd w:val="clear" w:color="auto" w:fill="FFFFFF"/>
+        </w:rPr>
+        <w:t xml:space="preserve"> </w:t>
+      </w:r>
+      <w:proofErr w:type="spellStart"/>
+      <w:r>
+        <w:rPr>
+          <w:rFonts w:ascii="Times New Roman" w:hAnsi="Times New Roman" w:cs="Times New Roman"/>
+          <w:color w:val="000000"/>
+          <w:sz w:val="24"/>
+          <w:szCs w:val="24"/>
+          <w:shd w:val="clear" w:color="auto" w:fill="FFFFFF"/>
+        </w:rPr>
+        <w:t>BotFather</w:t>
+      </w:r>
+      <w:proofErr w:type="spellEnd"/>
       <w:r>
         <w:rPr>
           <w:rFonts w:ascii="Times New Roman" w:hAnsi="Times New Roman" w:cs="Times New Roman"/>
@@ -5472,368 +5672,195 @@
     </w:p>
     <w:p>
       <w:pPr>
+        <w:spacing w:after="0"/>
+        <w:rPr>
+          <w:rFonts w:ascii="Times New Roman" w:hAnsi="Times New Roman" w:cs="Times New Roman"/>
+          <w:color w:val="000000"/>
+          <w:sz w:val="24"/>
+          <w:szCs w:val="24"/>
+          <w:shd w:val="clear" w:color="auto" w:fill="FFFFFF"/>
+        </w:rPr>
+      </w:pPr>
+      <w:proofErr w:type="spellStart"/>
+      <w:r>
+        <w:rPr>
+          <w:rFonts w:ascii="Times New Roman" w:hAnsi="Times New Roman" w:cs="Times New Roman"/>
+          <w:b/>
+          <w:color w:val="000000"/>
+          <w:sz w:val="24"/>
+          <w:szCs w:val="24"/>
+          <w:shd w:val="clear" w:color="auto" w:fill="FFFFFF"/>
+        </w:rPr>
+        <w:t>BotFather</w:t>
+      </w:r>
+      <w:proofErr w:type="spellEnd"/>
+      <w:r>
+        <w:rPr>
+          <w:rFonts w:ascii="Times New Roman" w:hAnsi="Times New Roman" w:cs="Times New Roman"/>
+          <w:color w:val="000000"/>
+          <w:sz w:val="24"/>
+          <w:szCs w:val="24"/>
+          <w:shd w:val="clear" w:color="auto" w:fill="FFFFFF"/>
+        </w:rPr>
+        <w:t xml:space="preserve"> </w:t>
+      </w:r>
+      <w:r>
+        <w:rPr>
+          <w:rFonts w:ascii="Times New Roman" w:hAnsi="Times New Roman" w:cs="Times New Roman"/>
+          <w:color w:val="000000"/>
+          <w:sz w:val="24"/>
+          <w:szCs w:val="24"/>
+          <w:shd w:val="clear" w:color="auto" w:fill="FFFFFF"/>
+        </w:rPr>
+        <w:t>-</w:t>
+      </w:r>
+      <w:r>
+        <w:rPr>
+          <w:rFonts w:ascii="Times New Roman" w:hAnsi="Times New Roman" w:cs="Times New Roman"/>
+          <w:color w:val="000000"/>
+          <w:sz w:val="24"/>
+          <w:szCs w:val="24"/>
+          <w:shd w:val="clear" w:color="auto" w:fill="FFFFFF"/>
+        </w:rPr>
+        <w:t xml:space="preserve"> это главный инструмент для управления ботами в </w:t>
+      </w:r>
+      <w:proofErr w:type="spellStart"/>
+      <w:r>
+        <w:rPr>
+          <w:rFonts w:ascii="Times New Roman" w:hAnsi="Times New Roman" w:cs="Times New Roman"/>
+          <w:color w:val="000000"/>
+          <w:sz w:val="24"/>
+          <w:szCs w:val="24"/>
+          <w:shd w:val="clear" w:color="auto" w:fill="FFFFFF"/>
+        </w:rPr>
+        <w:t>Telegram</w:t>
+      </w:r>
+      <w:proofErr w:type="spellEnd"/>
+      <w:r>
+        <w:rPr>
+          <w:rFonts w:ascii="Times New Roman" w:hAnsi="Times New Roman" w:cs="Times New Roman"/>
+          <w:color w:val="000000"/>
+          <w:sz w:val="24"/>
+          <w:szCs w:val="24"/>
+          <w:shd w:val="clear" w:color="auto" w:fill="FFFFFF"/>
+        </w:rPr>
+        <w:t xml:space="preserve">. С его помощью можно создать нового бота, настроить его имя, описание, </w:t>
+      </w:r>
+      <w:proofErr w:type="spellStart"/>
+      <w:r>
+        <w:rPr>
+          <w:rFonts w:ascii="Times New Roman" w:hAnsi="Times New Roman" w:cs="Times New Roman"/>
+          <w:color w:val="000000"/>
+          <w:sz w:val="24"/>
+          <w:szCs w:val="24"/>
+          <w:shd w:val="clear" w:color="auto" w:fill="FFFFFF"/>
+        </w:rPr>
+        <w:t>аватар</w:t>
+      </w:r>
+      <w:proofErr w:type="spellEnd"/>
+      <w:r>
+        <w:rPr>
+          <w:rFonts w:ascii="Times New Roman" w:hAnsi="Times New Roman" w:cs="Times New Roman"/>
+          <w:color w:val="000000"/>
+          <w:sz w:val="24"/>
+          <w:szCs w:val="24"/>
+          <w:shd w:val="clear" w:color="auto" w:fill="FFFFFF"/>
+        </w:rPr>
+        <w:t xml:space="preserve"> и получить уникальный </w:t>
+      </w:r>
+      <w:proofErr w:type="spellStart"/>
+      <w:r>
+        <w:rPr>
+          <w:rFonts w:ascii="Times New Roman" w:hAnsi="Times New Roman" w:cs="Times New Roman"/>
+          <w:b/>
+          <w:color w:val="000000"/>
+          <w:sz w:val="24"/>
+          <w:szCs w:val="24"/>
+          <w:shd w:val="clear" w:color="auto" w:fill="FFFFFF"/>
+        </w:rPr>
+        <w:t>токен</w:t>
+      </w:r>
+      <w:proofErr w:type="spellEnd"/>
+      <w:r>
+        <w:rPr>
+          <w:rFonts w:ascii="Times New Roman" w:hAnsi="Times New Roman" w:cs="Times New Roman"/>
+          <w:color w:val="000000"/>
+          <w:sz w:val="24"/>
+          <w:szCs w:val="24"/>
+          <w:shd w:val="clear" w:color="auto" w:fill="FFFFFF"/>
+        </w:rPr>
+        <w:t xml:space="preserve"> </w:t>
+      </w:r>
+      <w:r>
+        <w:rPr>
+          <w:rFonts w:ascii="Times New Roman" w:hAnsi="Times New Roman" w:cs="Times New Roman"/>
+          <w:color w:val="000000"/>
+          <w:sz w:val="24"/>
+          <w:szCs w:val="24"/>
+          <w:shd w:val="clear" w:color="auto" w:fill="FFFFFF"/>
+        </w:rPr>
+        <w:t>-</w:t>
+      </w:r>
+      <w:r>
+        <w:rPr>
+          <w:rFonts w:ascii="Times New Roman" w:hAnsi="Times New Roman" w:cs="Times New Roman"/>
+          <w:color w:val="000000"/>
+          <w:sz w:val="24"/>
+          <w:szCs w:val="24"/>
+          <w:shd w:val="clear" w:color="auto" w:fill="FFFFFF"/>
+        </w:rPr>
+        <w:t xml:space="preserve"> ключ, который необходим для подключения программы к боту.</w:t>
+      </w:r>
+    </w:p>
+    <w:p>
+      <w:pPr>
+        <w:spacing w:after="0"/>
+        <w:rPr>
+          <w:rFonts w:ascii="Times New Roman" w:hAnsi="Times New Roman" w:cs="Times New Roman"/>
+          <w:color w:val="000000"/>
+          <w:sz w:val="24"/>
+          <w:szCs w:val="24"/>
+          <w:shd w:val="clear" w:color="auto" w:fill="FFFFFF"/>
+        </w:rPr>
+      </w:pPr>
+    </w:p>
+    <w:p>
+      <w:pPr>
+        <w:spacing w:after="0"/>
+        <w:rPr>
+          <w:rFonts w:ascii="Times New Roman" w:hAnsi="Times New Roman" w:cs="Times New Roman"/>
+          <w:color w:val="000000"/>
+          <w:sz w:val="24"/>
+          <w:szCs w:val="24"/>
+          <w:shd w:val="clear" w:color="auto" w:fill="FFFFFF"/>
+        </w:rPr>
+      </w:pPr>
+    </w:p>
+    <w:p>
+      <w:pPr>
         <w:pStyle w:val="3"/>
         <w:rPr>
-          <w:rFonts w:ascii="Times New Roman" w:hAnsi="Times New Roman" w:cs="Times New Roman"/>
           <w:color w:val="auto"/>
-          <w:sz w:val="24"/>
-        </w:rPr>
-      </w:pPr>
-      <w:bookmarkStart w:id="18" w:name="_Toc223035138"/>
-      <w:r>
-        <w:rPr>
-          <w:rFonts w:ascii="Times New Roman" w:hAnsi="Times New Roman" w:cs="Times New Roman"/>
+          <w:szCs w:val="24"/>
+          <w:shd w:val="clear" w:color="auto" w:fill="FFFFFF"/>
+        </w:rPr>
+      </w:pPr>
+      <w:bookmarkStart w:id="18" w:name="_Toc223035139"/>
+      <w:r>
+        <w:rPr>
           <w:color w:val="auto"/>
-          <w:sz w:val="24"/>
-        </w:rPr>
-        <w:t xml:space="preserve">1. Регистрация и настройка бота через </w:t>
-      </w:r>
-      <w:proofErr w:type="spellStart"/>
+        </w:rPr>
+        <w:t xml:space="preserve">2. </w:t>
+      </w:r>
       <w:r>
         <w:rPr>
           <w:rFonts w:ascii="Times New Roman" w:hAnsi="Times New Roman" w:cs="Times New Roman"/>
           <w:color w:val="auto"/>
           <w:sz w:val="24"/>
         </w:rPr>
-        <w:t>BotFather</w:t>
+        <w:t>Выбор средств разработки</w:t>
       </w:r>
       <w:bookmarkEnd w:id="18"/>
-      <w:proofErr w:type="spellEnd"/>
-    </w:p>
-    <w:p>
-      <w:pPr>
-        <w:spacing w:after="0"/>
-        <w:rPr>
-          <w:rFonts w:ascii="Times New Roman" w:hAnsi="Times New Roman" w:cs="Times New Roman"/>
-          <w:color w:val="000000"/>
-          <w:sz w:val="24"/>
-          <w:szCs w:val="24"/>
-          <w:shd w:val="clear" w:color="auto" w:fill="FFFFFF"/>
-        </w:rPr>
-      </w:pPr>
-    </w:p>
-    <w:p>
-      <w:pPr>
-        <w:spacing w:after="0"/>
-        <w:ind w:firstLine="708"/>
-        <w:rPr>
-          <w:rFonts w:ascii="Times New Roman" w:hAnsi="Times New Roman" w:cs="Times New Roman"/>
-          <w:color w:val="000000"/>
-          <w:sz w:val="24"/>
-          <w:szCs w:val="24"/>
-          <w:shd w:val="clear" w:color="auto" w:fill="FFFFFF"/>
-        </w:rPr>
-      </w:pPr>
-      <w:r>
-        <w:rPr>
-          <w:rFonts w:ascii="Times New Roman" w:hAnsi="Times New Roman" w:cs="Times New Roman"/>
-          <w:color w:val="000000"/>
-          <w:sz w:val="24"/>
-          <w:szCs w:val="24"/>
-          <w:shd w:val="clear" w:color="auto" w:fill="FFFFFF"/>
-        </w:rPr>
-        <w:t xml:space="preserve">Первым шагом в создании любого </w:t>
-      </w:r>
-      <w:proofErr w:type="spellStart"/>
-      <w:r>
-        <w:rPr>
-          <w:rFonts w:ascii="Times New Roman" w:hAnsi="Times New Roman" w:cs="Times New Roman"/>
-          <w:color w:val="000000"/>
-          <w:sz w:val="24"/>
-          <w:szCs w:val="24"/>
-          <w:shd w:val="clear" w:color="auto" w:fill="FFFFFF"/>
-        </w:rPr>
-        <w:t>Telegram</w:t>
-      </w:r>
-      <w:proofErr w:type="spellEnd"/>
-      <w:r>
-        <w:rPr>
-          <w:rFonts w:ascii="Times New Roman" w:hAnsi="Times New Roman" w:cs="Times New Roman"/>
-          <w:color w:val="000000"/>
-          <w:sz w:val="24"/>
-          <w:szCs w:val="24"/>
-          <w:shd w:val="clear" w:color="auto" w:fill="FFFFFF"/>
-        </w:rPr>
-        <w:t xml:space="preserve">-бота является его регистрация </w:t>
-      </w:r>
-      <w:proofErr w:type="gramStart"/>
-      <w:r>
-        <w:rPr>
-          <w:rFonts w:ascii="Times New Roman" w:hAnsi="Times New Roman" w:cs="Times New Roman"/>
-          <w:color w:val="000000"/>
-          <w:sz w:val="24"/>
-          <w:szCs w:val="24"/>
-          <w:shd w:val="clear" w:color="auto" w:fill="FFFFFF"/>
-        </w:rPr>
-        <w:t>в</w:t>
-      </w:r>
-      <w:proofErr w:type="gramEnd"/>
-      <w:r>
-        <w:rPr>
-          <w:rFonts w:ascii="Times New Roman" w:hAnsi="Times New Roman" w:cs="Times New Roman"/>
-          <w:color w:val="000000"/>
-          <w:sz w:val="24"/>
-          <w:szCs w:val="24"/>
-          <w:shd w:val="clear" w:color="auto" w:fill="FFFFFF"/>
-        </w:rPr>
-        <w:t xml:space="preserve"> самом мессенджере. За это отвечает официальн</w:t>
-      </w:r>
-      <w:r>
-        <w:rPr>
-          <w:rFonts w:ascii="Times New Roman" w:hAnsi="Times New Roman" w:cs="Times New Roman"/>
-          <w:color w:val="000000"/>
-          <w:sz w:val="24"/>
-          <w:szCs w:val="24"/>
-          <w:shd w:val="clear" w:color="auto" w:fill="FFFFFF"/>
-        </w:rPr>
-        <w:t xml:space="preserve">ый бот платформы </w:t>
-      </w:r>
-      <w:r>
-        <w:rPr>
-          <w:rFonts w:ascii="Times New Roman" w:hAnsi="Times New Roman" w:cs="Times New Roman"/>
-          <w:color w:val="000000"/>
-          <w:sz w:val="24"/>
-          <w:szCs w:val="24"/>
-          <w:shd w:val="clear" w:color="auto" w:fill="FFFFFF"/>
-        </w:rPr>
-        <w:t>-</w:t>
-      </w:r>
-      <w:r>
-        <w:rPr>
-          <w:rFonts w:ascii="Times New Roman" w:hAnsi="Times New Roman" w:cs="Times New Roman"/>
-          <w:color w:val="000000"/>
-          <w:sz w:val="24"/>
-          <w:szCs w:val="24"/>
-          <w:shd w:val="clear" w:color="auto" w:fill="FFFFFF"/>
-        </w:rPr>
-        <w:t xml:space="preserve"> </w:t>
-      </w:r>
-      <w:proofErr w:type="spellStart"/>
-      <w:r>
-        <w:rPr>
-          <w:rFonts w:ascii="Times New Roman" w:hAnsi="Times New Roman" w:cs="Times New Roman"/>
-          <w:color w:val="000000"/>
-          <w:sz w:val="24"/>
-          <w:szCs w:val="24"/>
-          <w:shd w:val="clear" w:color="auto" w:fill="FFFFFF"/>
-        </w:rPr>
-        <w:t>BotFather</w:t>
-      </w:r>
-      <w:proofErr w:type="spellEnd"/>
-      <w:r>
-        <w:rPr>
-          <w:rFonts w:ascii="Times New Roman" w:hAnsi="Times New Roman" w:cs="Times New Roman"/>
-          <w:color w:val="000000"/>
-          <w:sz w:val="24"/>
-          <w:szCs w:val="24"/>
-          <w:shd w:val="clear" w:color="auto" w:fill="FFFFFF"/>
-        </w:rPr>
-        <w:t>.</w:t>
-      </w:r>
-    </w:p>
-    <w:p>
-      <w:pPr>
-        <w:spacing w:after="0"/>
-        <w:rPr>
-          <w:rFonts w:ascii="Times New Roman" w:hAnsi="Times New Roman" w:cs="Times New Roman"/>
-          <w:color w:val="000000"/>
-          <w:sz w:val="24"/>
-          <w:szCs w:val="24"/>
-          <w:shd w:val="clear" w:color="auto" w:fill="FFFFFF"/>
-        </w:rPr>
-      </w:pPr>
-    </w:p>
-    <w:p>
-      <w:pPr>
-        <w:spacing w:after="0"/>
-        <w:rPr>
-          <w:rFonts w:ascii="Times New Roman" w:hAnsi="Times New Roman" w:cs="Times New Roman"/>
-          <w:color w:val="000000"/>
-          <w:sz w:val="24"/>
-          <w:szCs w:val="24"/>
-          <w:shd w:val="clear" w:color="auto" w:fill="FFFFFF"/>
-        </w:rPr>
-      </w:pPr>
-      <w:proofErr w:type="spellStart"/>
-      <w:r>
-        <w:rPr>
-          <w:rFonts w:ascii="Times New Roman" w:hAnsi="Times New Roman" w:cs="Times New Roman"/>
-          <w:b/>
-          <w:color w:val="000000"/>
-          <w:sz w:val="24"/>
-          <w:szCs w:val="24"/>
-          <w:shd w:val="clear" w:color="auto" w:fill="FFFFFF"/>
-        </w:rPr>
-        <w:t>BotFather</w:t>
-      </w:r>
-      <w:proofErr w:type="spellEnd"/>
-      <w:r>
-        <w:rPr>
-          <w:rFonts w:ascii="Times New Roman" w:hAnsi="Times New Roman" w:cs="Times New Roman"/>
-          <w:color w:val="000000"/>
-          <w:sz w:val="24"/>
-          <w:szCs w:val="24"/>
-          <w:shd w:val="clear" w:color="auto" w:fill="FFFFFF"/>
-        </w:rPr>
-        <w:t xml:space="preserve"> </w:t>
-      </w:r>
-      <w:r>
-        <w:rPr>
-          <w:rFonts w:ascii="Times New Roman" w:hAnsi="Times New Roman" w:cs="Times New Roman"/>
-          <w:color w:val="000000"/>
-          <w:sz w:val="24"/>
-          <w:szCs w:val="24"/>
-          <w:shd w:val="clear" w:color="auto" w:fill="FFFFFF"/>
-        </w:rPr>
-        <w:t>-</w:t>
-      </w:r>
-      <w:r>
-        <w:rPr>
-          <w:rFonts w:ascii="Times New Roman" w:hAnsi="Times New Roman" w:cs="Times New Roman"/>
-          <w:color w:val="000000"/>
-          <w:sz w:val="24"/>
-          <w:szCs w:val="24"/>
-          <w:shd w:val="clear" w:color="auto" w:fill="FFFFFF"/>
-        </w:rPr>
-        <w:t xml:space="preserve"> это главный инструмент для управления ботами в </w:t>
-      </w:r>
-      <w:proofErr w:type="spellStart"/>
-      <w:r>
-        <w:rPr>
-          <w:rFonts w:ascii="Times New Roman" w:hAnsi="Times New Roman" w:cs="Times New Roman"/>
-          <w:color w:val="000000"/>
-          <w:sz w:val="24"/>
-          <w:szCs w:val="24"/>
-          <w:shd w:val="clear" w:color="auto" w:fill="FFFFFF"/>
-        </w:rPr>
-        <w:t>Telegram</w:t>
-      </w:r>
-      <w:proofErr w:type="spellEnd"/>
-      <w:r>
-        <w:rPr>
-          <w:rFonts w:ascii="Times New Roman" w:hAnsi="Times New Roman" w:cs="Times New Roman"/>
-          <w:color w:val="000000"/>
-          <w:sz w:val="24"/>
-          <w:szCs w:val="24"/>
-          <w:shd w:val="clear" w:color="auto" w:fill="FFFFFF"/>
-        </w:rPr>
-        <w:t xml:space="preserve">. С его помощью можно создать нового бота, настроить его имя, описание, </w:t>
-      </w:r>
-      <w:proofErr w:type="spellStart"/>
-      <w:r>
-        <w:rPr>
-          <w:rFonts w:ascii="Times New Roman" w:hAnsi="Times New Roman" w:cs="Times New Roman"/>
-          <w:color w:val="000000"/>
-          <w:sz w:val="24"/>
-          <w:szCs w:val="24"/>
-          <w:shd w:val="clear" w:color="auto" w:fill="FFFFFF"/>
-        </w:rPr>
-        <w:t>аватар</w:t>
-      </w:r>
-      <w:proofErr w:type="spellEnd"/>
-      <w:r>
-        <w:rPr>
-          <w:rFonts w:ascii="Times New Roman" w:hAnsi="Times New Roman" w:cs="Times New Roman"/>
-          <w:color w:val="000000"/>
-          <w:sz w:val="24"/>
-          <w:szCs w:val="24"/>
-          <w:shd w:val="clear" w:color="auto" w:fill="FFFFFF"/>
-        </w:rPr>
-        <w:t xml:space="preserve"> и получить уникальный </w:t>
-      </w:r>
-      <w:proofErr w:type="spellStart"/>
-      <w:r>
-        <w:rPr>
-          <w:rFonts w:ascii="Times New Roman" w:hAnsi="Times New Roman" w:cs="Times New Roman"/>
-          <w:b/>
-          <w:color w:val="000000"/>
-          <w:sz w:val="24"/>
-          <w:szCs w:val="24"/>
-          <w:shd w:val="clear" w:color="auto" w:fill="FFFFFF"/>
-        </w:rPr>
-        <w:t>токен</w:t>
-      </w:r>
-      <w:proofErr w:type="spellEnd"/>
-      <w:r>
-        <w:rPr>
-          <w:rFonts w:ascii="Times New Roman" w:hAnsi="Times New Roman" w:cs="Times New Roman"/>
-          <w:color w:val="000000"/>
-          <w:sz w:val="24"/>
-          <w:szCs w:val="24"/>
-          <w:shd w:val="clear" w:color="auto" w:fill="FFFFFF"/>
-        </w:rPr>
-        <w:t xml:space="preserve"> </w:t>
-      </w:r>
-      <w:r>
-        <w:rPr>
-          <w:rFonts w:ascii="Times New Roman" w:hAnsi="Times New Roman" w:cs="Times New Roman"/>
-          <w:color w:val="000000"/>
-          <w:sz w:val="24"/>
-          <w:szCs w:val="24"/>
-          <w:shd w:val="clear" w:color="auto" w:fill="FFFFFF"/>
-        </w:rPr>
-        <w:t>-</w:t>
-      </w:r>
-      <w:r>
-        <w:rPr>
-          <w:rFonts w:ascii="Times New Roman" w:hAnsi="Times New Roman" w:cs="Times New Roman"/>
-          <w:color w:val="000000"/>
-          <w:sz w:val="24"/>
-          <w:szCs w:val="24"/>
-          <w:shd w:val="clear" w:color="auto" w:fill="FFFFFF"/>
-        </w:rPr>
-        <w:t xml:space="preserve"> ключ, который необходим для подключения программы к боту.</w:t>
-      </w:r>
-    </w:p>
-    <w:p>
-      <w:pPr>
-        <w:spacing w:after="0"/>
-        <w:rPr>
-          <w:rFonts w:ascii="Times New Roman" w:hAnsi="Times New Roman" w:cs="Times New Roman"/>
-          <w:color w:val="000000"/>
-          <w:sz w:val="24"/>
-          <w:szCs w:val="24"/>
-          <w:shd w:val="clear" w:color="auto" w:fill="FFFFFF"/>
-        </w:rPr>
-      </w:pPr>
-    </w:p>
-    <w:p>
-      <w:pPr>
-        <w:spacing w:after="0"/>
-        <w:rPr>
-          <w:rFonts w:ascii="Times New Roman" w:hAnsi="Times New Roman" w:cs="Times New Roman"/>
-          <w:color w:val="000000"/>
-          <w:sz w:val="24"/>
-          <w:szCs w:val="24"/>
-          <w:shd w:val="clear" w:color="auto" w:fill="FFFFFF"/>
-        </w:rPr>
-      </w:pPr>
-    </w:p>
-    <w:p>
-      <w:pPr>
-        <w:pStyle w:val="3"/>
-        <w:rPr>
-          <w:color w:val="auto"/>
-          <w:szCs w:val="24"/>
-          <w:shd w:val="clear" w:color="auto" w:fill="FFFFFF"/>
-        </w:rPr>
-      </w:pPr>
-      <w:bookmarkStart w:id="19" w:name="_Toc223035139"/>
-      <w:r>
-        <w:rPr>
-          <w:color w:val="auto"/>
-        </w:rPr>
-        <w:t xml:space="preserve">2. </w:t>
-      </w:r>
-      <w:r>
-        <w:rPr>
-          <w:rFonts w:ascii="Times New Roman" w:hAnsi="Times New Roman" w:cs="Times New Roman"/>
-          <w:color w:val="auto"/>
-          <w:sz w:val="24"/>
-        </w:rPr>
-        <w:t>Выбор средств разработки</w:t>
-      </w:r>
-      <w:bookmarkEnd w:id="19"/>
     </w:p>
     <w:p>
       <w:pPr>
@@ -6812,7 +6839,7 @@
           <w:color w:val="auto"/>
         </w:rPr>
       </w:pPr>
-      <w:bookmarkStart w:id="20" w:name="_Toc223035140"/>
+      <w:bookmarkStart w:id="19" w:name="_Toc223035140"/>
       <w:r>
         <w:rPr>
           <w:color w:val="auto"/>
@@ -6837,7 +6864,7 @@
         </w:rPr>
         <w:t>Telebot</w:t>
       </w:r>
-      <w:bookmarkEnd w:id="20"/>
+      <w:bookmarkEnd w:id="19"/>
       <w:proofErr w:type="spellEnd"/>
     </w:p>
     <w:p>
@@ -8173,7 +8200,7 @@
           <w:color w:val="auto"/>
         </w:rPr>
       </w:pPr>
-      <w:bookmarkStart w:id="21" w:name="_Toc223035141"/>
+      <w:bookmarkStart w:id="20" w:name="_Toc223035141"/>
       <w:r>
         <w:rPr>
           <w:color w:val="auto"/>
@@ -8190,7 +8217,7 @@
         </w:rPr>
         <w:t>Реализация ключевых функций</w:t>
       </w:r>
-      <w:bookmarkEnd w:id="21"/>
+      <w:bookmarkEnd w:id="20"/>
     </w:p>
     <w:p>
       <w:pPr>
@@ -8624,7 +8651,7 @@
           <w:szCs w:val="24"/>
         </w:rPr>
       </w:pPr>
-      <w:bookmarkStart w:id="22" w:name="_Toc223035142"/>
+      <w:bookmarkStart w:id="21" w:name="_Toc223035142"/>
       <w:r>
         <w:rPr>
           <w:rFonts w:ascii="Times New Roman" w:hAnsi="Times New Roman" w:cs="Times New Roman"/>
@@ -8635,7 +8662,7 @@
         </w:rPr>
         <w:t>5. Административная панель</w:t>
       </w:r>
-      <w:bookmarkEnd w:id="22"/>
+      <w:bookmarkEnd w:id="21"/>
     </w:p>
     <w:p>
       <w:pPr>
@@ -8836,7 +8863,7 @@
           <w:szCs w:val="24"/>
         </w:rPr>
       </w:pPr>
-      <w:bookmarkStart w:id="23" w:name="_Toc223035143"/>
+      <w:bookmarkStart w:id="22" w:name="_Toc223035143"/>
       <w:r>
         <w:rPr>
           <w:rFonts w:ascii="Times New Roman" w:hAnsi="Times New Roman" w:cs="Times New Roman"/>
@@ -8847,7 +8874,7 @@
         </w:rPr>
         <w:t>6. Тестирование</w:t>
       </w:r>
-      <w:bookmarkEnd w:id="23"/>
+      <w:bookmarkEnd w:id="22"/>
     </w:p>
     <w:p>
       <w:pPr>
@@ -8983,7 +9010,7 @@
           <w:szCs w:val="24"/>
         </w:rPr>
       </w:pPr>
-      <w:bookmarkStart w:id="24" w:name="_Toc223035144"/>
+      <w:bookmarkStart w:id="23" w:name="_Toc223035144"/>
       <w:r>
         <w:rPr>
           <w:rFonts w:ascii="Times New Roman" w:hAnsi="Times New Roman" w:cs="Times New Roman"/>
@@ -8994,7 +9021,7 @@
         <w:lastRenderedPageBreak/>
         <w:t>Заключение</w:t>
       </w:r>
-      <w:bookmarkEnd w:id="24"/>
+      <w:bookmarkEnd w:id="23"/>
     </w:p>
     <w:p/>
     <w:p>
@@ -9434,7 +9461,7 @@
           <w:szCs w:val="24"/>
         </w:rPr>
       </w:pPr>
-      <w:bookmarkStart w:id="25" w:name="_Toc223035145"/>
+      <w:bookmarkStart w:id="24" w:name="_Toc223035145"/>
       <w:r>
         <w:rPr>
           <w:rFonts w:ascii="Times New Roman" w:hAnsi="Times New Roman" w:cs="Times New Roman"/>
@@ -9445,7 +9472,7 @@
         <w:lastRenderedPageBreak/>
         <w:t>Приложение</w:t>
       </w:r>
-      <w:bookmarkEnd w:id="25"/>
+      <w:bookmarkEnd w:id="24"/>
     </w:p>
     <w:p/>
     <w:p/>
@@ -9642,7 +9669,30 @@
           <w:szCs w:val="24"/>
           <w:shd w:val="clear" w:color="auto" w:fill="FFFFFF"/>
         </w:rPr>
-        <w:t xml:space="preserve">QR-код, ведущий на </w:t>
+        <w:t>QR-код, ведущ</w:t>
+      </w:r>
+      <w:bookmarkStart w:id="25" w:name="_GoBack"/>
+      <w:bookmarkEnd w:id="25"/>
+      <w:r>
+        <w:rPr>
+          <w:rFonts w:ascii="Times New Roman" w:hAnsi="Times New Roman" w:cs="Times New Roman"/>
+          <w:color w:val="000000"/>
+          <w:sz w:val="24"/>
+          <w:szCs w:val="24"/>
+          <w:shd w:val="clear" w:color="auto" w:fill="FFFFFF"/>
+        </w:rPr>
+        <w:t xml:space="preserve">ий на </w:t>
+      </w:r>
+      <w:r>
+        <w:rPr>
+          <w:rFonts w:ascii="Times New Roman" w:hAnsi="Times New Roman" w:cs="Times New Roman"/>
+          <w:color w:val="000000"/>
+          <w:sz w:val="24"/>
+          <w:szCs w:val="24"/>
+          <w:shd w:val="clear" w:color="auto" w:fill="FFFFFF"/>
+          <w:lang w:val="en-US"/>
+        </w:rPr>
+        <w:t>G</w:t>
       </w:r>
       <w:proofErr w:type="spellStart"/>
       <w:r>
@@ -9653,7 +9703,7 @@
           <w:szCs w:val="24"/>
           <w:shd w:val="clear" w:color="auto" w:fill="FFFFFF"/>
         </w:rPr>
-        <w:t>github</w:t>
+        <w:t>ithub</w:t>
       </w:r>
       <w:proofErr w:type="spellEnd"/>
       <w:r>
@@ -9960,95 +10010,7 @@
             <w:szCs w:val="24"/>
             <w:shd w:val="clear" w:color="auto" w:fill="FFFFFF"/>
           </w:rPr>
-          <w:t>https://</w:t>
-        </w:r>
-        <w:proofErr w:type="spellStart"/>
-        <w:r>
-          <w:rPr>
-            <w:rFonts w:ascii="Times New Roman" w:hAnsi="Times New Roman" w:cs="Times New Roman"/>
-            <w:color w:val="000000"/>
-            <w:sz w:val="24"/>
-            <w:szCs w:val="24"/>
-            <w:shd w:val="clear" w:color="auto" w:fill="FFFFFF"/>
-          </w:rPr>
-          <w:t>pytba</w:t>
-        </w:r>
-        <w:proofErr w:type="spellEnd"/>
-        <w:r>
-          <w:rPr>
-            <w:rFonts w:ascii="Times New Roman" w:hAnsi="Times New Roman" w:cs="Times New Roman"/>
-            <w:color w:val="000000"/>
-            <w:sz w:val="24"/>
-            <w:szCs w:val="24"/>
-            <w:shd w:val="clear" w:color="auto" w:fill="FFFFFF"/>
-          </w:rPr>
-          <w:t>.</w:t>
-        </w:r>
-        <w:proofErr w:type="spellStart"/>
-        <w:r>
-          <w:rPr>
-            <w:rFonts w:ascii="Times New Roman" w:hAnsi="Times New Roman" w:cs="Times New Roman"/>
-            <w:color w:val="000000"/>
-            <w:sz w:val="24"/>
-            <w:szCs w:val="24"/>
-            <w:shd w:val="clear" w:color="auto" w:fill="FFFFFF"/>
-          </w:rPr>
-          <w:t>readthedocs</w:t>
-        </w:r>
-        <w:proofErr w:type="spellEnd"/>
-        <w:r>
-          <w:rPr>
-            <w:rFonts w:ascii="Times New Roman" w:hAnsi="Times New Roman" w:cs="Times New Roman"/>
-            <w:color w:val="000000"/>
-            <w:sz w:val="24"/>
-            <w:szCs w:val="24"/>
-            <w:shd w:val="clear" w:color="auto" w:fill="FFFFFF"/>
-          </w:rPr>
-          <w:t>.</w:t>
-        </w:r>
-        <w:proofErr w:type="spellStart"/>
-        <w:r>
-          <w:rPr>
-            <w:rFonts w:ascii="Times New Roman" w:hAnsi="Times New Roman" w:cs="Times New Roman"/>
-            <w:color w:val="000000"/>
-            <w:sz w:val="24"/>
-            <w:szCs w:val="24"/>
-            <w:shd w:val="clear" w:color="auto" w:fill="FFFFFF"/>
-          </w:rPr>
-          <w:t>io</w:t>
-        </w:r>
-        <w:proofErr w:type="spellEnd"/>
-        <w:r>
-          <w:rPr>
-            <w:rFonts w:ascii="Times New Roman" w:hAnsi="Times New Roman" w:cs="Times New Roman"/>
-            <w:color w:val="000000"/>
-            <w:sz w:val="24"/>
-            <w:szCs w:val="24"/>
-            <w:shd w:val="clear" w:color="auto" w:fill="FFFFFF"/>
-          </w:rPr>
-          <w:t>/</w:t>
-        </w:r>
-        <w:proofErr w:type="spellStart"/>
-        <w:r>
-          <w:rPr>
-            <w:rFonts w:ascii="Times New Roman" w:hAnsi="Times New Roman" w:cs="Times New Roman"/>
-            <w:color w:val="000000"/>
-            <w:sz w:val="24"/>
-            <w:szCs w:val="24"/>
-            <w:shd w:val="clear" w:color="auto" w:fill="FFFFFF"/>
-          </w:rPr>
-          <w:t>en</w:t>
-        </w:r>
-        <w:proofErr w:type="spellEnd"/>
-        <w:r>
-          <w:rPr>
-            <w:rFonts w:ascii="Times New Roman" w:hAnsi="Times New Roman" w:cs="Times New Roman"/>
-            <w:color w:val="000000"/>
-            <w:sz w:val="24"/>
-            <w:szCs w:val="24"/>
-            <w:shd w:val="clear" w:color="auto" w:fill="FFFFFF"/>
-          </w:rPr>
-          <w:t>/latest/</w:t>
+          <w:t>https://pytba.readthedocs.io/en/latest/</w:t>
         </w:r>
       </w:hyperlink>
     </w:p>
@@ -10071,7 +10033,29 @@
           <w:szCs w:val="24"/>
           <w:shd w:val="clear" w:color="auto" w:fill="FFFFFF"/>
         </w:rPr>
-        <w:t xml:space="preserve">Документация Telegram API - </w:t>
+        <w:t xml:space="preserve">Документация </w:t>
+      </w:r>
+      <w:proofErr w:type="spellStart"/>
+      <w:r>
+        <w:rPr>
+          <w:rFonts w:ascii="Times New Roman" w:hAnsi="Times New Roman" w:cs="Times New Roman"/>
+          <w:color w:val="000000"/>
+          <w:sz w:val="24"/>
+          <w:szCs w:val="24"/>
+          <w:shd w:val="clear" w:color="auto" w:fill="FFFFFF"/>
+        </w:rPr>
+        <w:t>Telegram</w:t>
+      </w:r>
+      <w:proofErr w:type="spellEnd"/>
+      <w:r>
+        <w:rPr>
+          <w:rFonts w:ascii="Times New Roman" w:hAnsi="Times New Roman" w:cs="Times New Roman"/>
+          <w:color w:val="000000"/>
+          <w:sz w:val="24"/>
+          <w:szCs w:val="24"/>
+          <w:shd w:val="clear" w:color="auto" w:fill="FFFFFF"/>
+        </w:rPr>
+        <w:t xml:space="preserve"> API - </w:t>
       </w:r>
       <w:hyperlink r:id="rId15" w:history="1">
         <w:r>
@@ -10082,20 +10066,8 @@
             <w:szCs w:val="24"/>
             <w:shd w:val="clear" w:color="auto" w:fill="FFFFFF"/>
           </w:rPr>
-          <w:t>https://core.telegram.org/bots/</w:t>
+          <w:t>https://core.telegram.org/bots/api</w:t>
         </w:r>
-        <w:proofErr w:type="spellStart"/>
-        <w:r>
-          <w:rPr>
-            <w:rFonts w:ascii="Times New Roman" w:hAnsi="Times New Roman" w:cs="Times New Roman"/>
-            <w:color w:val="000000"/>
-            <w:sz w:val="24"/>
-            <w:szCs w:val="24"/>
-            <w:shd w:val="clear" w:color="auto" w:fill="FFFFFF"/>
-          </w:rPr>
-          <w:t>api</w:t>
-        </w:r>
-        <w:proofErr w:type="spellEnd"/>
       </w:hyperlink>
     </w:p>
     <w:p>
@@ -10190,7 +10162,7 @@
           <w:rPr>
             <w:noProof/>
           </w:rPr>
-          <w:t>1</w:t>
+          <w:t>12</w:t>
         </w:r>
         <w:r>
           <w:fldChar w:fldCharType="end"/>
@@ -13412,7 +13384,7 @@
 </file>
 
 <file path=customXml/itemProps1.xml><?xml version="1.0" encoding="utf-8"?>
-<ds:datastoreItem xmlns:ds="http://schemas.openxmlformats.org/officeDocument/2006/customXml" ds:itemID="{D3AA5A29-9D5B-4261-A5A6-F5BF3E324C84}">
+<ds:datastoreItem xmlns:ds="http://schemas.openxmlformats.org/officeDocument/2006/customXml" ds:itemID="{0B062DAE-6BAE-403A-8662-0D42CC4E6D7E}">
   <ds:schemaRefs>
     <ds:schemaRef ds:uri="http://schemas.openxmlformats.org/officeDocument/2006/bibliography"/>
   </ds:schemaRefs>
